--- a/sem2/KP6/Отчёт_КП6.docx
+++ b/sem2/KP6/Отчёт_КП6.docx
@@ -21,6 +21,14 @@
           <w:rtl w:val="0"/>
         </w:rPr>
         <w:t xml:space="preserve">Отчет по лабораторной работе № </w:t>
+      </w:r>
+      <w:r>
+        <w:rPr>
+          <w:sz w:val="28"/>
+          <w:szCs w:val="28"/>
+          <w:rtl w:val="0"/>
+        </w:rPr>
+        <w:t xml:space="preserve">(КП6) </w:t>
       </w:r>
       <w:r>
         <w:rPr>
